--- a/documents/06-riverview-unified-patient-api-prd.docx
+++ b/documents/06-riverview-unified-patient-api-prd.docx
@@ -12545,7 +12545,7 @@
         <w:pStyle w:val="Heading1"/>
       </w:pPr>
       <w:r>
-        <w:t>Working remainder for RVH-PRD-2020-019</w:t>
+        <w:t>Open work after August 27, 2020</w:t>
       </w:r>
     </w:p>
     <w:p>
@@ -12559,7 +12559,7 @@
           <w:color w:val="222222"/>
           <w:sz w:val="24"/>
         </w:rPr>
-        <w:t>The front of Unified Patient Read API for RapidChart and the ED tracker is the document. This remainder is the leftover a colleague still trips on: named people, named boxes, named tickets, and the work I still owe after August 27, 2020. It is not a second log and it is not a stack of exhibits with the same stub. If a paragraph fights the decision in the front, strike the paragraph.</w:t>
+        <w:t>What follows is leftover work from Unified Patient Read API for RapidChart and the ED tracker: named people, named boxes, named tickets, and the items I still owe. If a paragraph fights the decision in the front of RVH-PRD-2020-019, strike the paragraph.</w:t>
       </w:r>
     </w:p>
     <w:p>
@@ -12713,7 +12713,7 @@
           <w:color w:val="222222"/>
           <w:sz w:val="24"/>
         </w:rPr>
-        <w:t>I will not put a vendor overlay we already rejected on a wiki that drifts. RVH-2109 and this file are the record. If Luis Ortega needs a diagram, they get a permalink, not a photo of a whiteboard. fs-int-02.phx.riverview.internal stays out of the diagram title. If a new engineer asks where the leftover lives, I point here. I do not point at a Slack pin from August 27, 2020. Client Riverview.</w:t>
+        <w:t>I will not put a vendor overlay we already rejected on a wiki that drifts. RVH-2109 and this file are the record. If Luis Ortega needs a diagram, they get a permalink, not a photo of a whiteboard. fs-int-02.phx.riverview.internal stays out of the diagram title. If a new engineer asks where the leftover lives, I point here. I do not point at a Slack pin from August 27, 2020.</w:t>
       </w:r>
     </w:p>
     <w:p>
@@ -15057,7 +15057,7 @@
           <w:color w:val="222222"/>
           <w:sz w:val="24"/>
         </w:rPr>
-        <w:t>People who were absent still get a usable remainder, not a transcript. Kavya Menon gets the decision, the refuse, and the date. They do not get a reconstruction of who raised their voice. If they object, they object on RVH-2109. Client Riverview. Author Aman Kumar.</w:t>
+        <w:t>People who were absent still get a usable remainder, not a transcript. Kavya Menon gets the decision, the refuse, and the date. They do not get a reconstruction of who raised their voice. If they object, they object on RVH-2109.</w:t>
       </w:r>
     </w:p>
     <w:p>
@@ -16102,7 +16102,7 @@
           <w:color w:val="222222"/>
           <w:sz w:val="24"/>
         </w:rPr>
-        <w:t>If you are implementing, keep the rejected alternative dead. If you are on-call, start read-only. If you are Luis Ortega, the ask is unchanged: pick the path in the main body or send it back with a named objection. Sample I would still defend: 2027 rows, 30 minutes, freeze respected. Strike this remainder if it ever fights the decision callout. Author Aman Kumar. Client Riverview.</w:t>
+        <w:t>If you are implementing, keep the rejected alternative dead. If you are on-call, start read-only. If you are Luis Ortega, the ask is unchanged: pick the path in the main body or send it back with a named objection. Sample I would still defend: 2027 rows, 30 minutes, freeze respected. Strike this section if it ever fights the decision callout.</w:t>
       </w:r>
     </w:p>
     <w:p>
@@ -16116,7 +16116,7 @@
           <w:color w:val="222222"/>
           <w:sz w:val="24"/>
         </w:rPr>
-        <w:t>This heading is the reopen rule, not a promise that nothing follows. If we still need words after the bank, they are named leftovers, not another copy of the same stub. 403 not 401 is done as a heading when Anita Shah closes RVH-2114 or writes a new date.</w:t>
+        <w:t>This heading is the reopen rule. 403 not 401 is done when Anita Shah closes RVH-2114 or writes a new date.</w:t>
       </w:r>
     </w:p>
     <w:p>
@@ -17268,7 +17268,7 @@
           <w:color w:val="222222"/>
           <w:sz w:val="24"/>
         </w:rPr>
-        <w:t>I am out of new section shapes. What follows is leftover owners and tickets already in this file, written so a colleague can act. I will not invent another exhibit format to fill a page budget.</w:t>
+        <w:t>Owners and tickets still attached to RVH-PRD-2020-019, written so a colleague can act without hunting Slack. Close is a decision, a refuse, or a new date.</w:t>
       </w:r>
     </w:p>
     <w:p>
@@ -17282,7 +17282,7 @@
           <w:color w:val="222222"/>
           <w:sz w:val="24"/>
         </w:rPr>
-        <w:t>RVH-2109 still sits with Luis Ortega. Host fs-int-02.phx.riverview.internal. Due September 7, 2020 unless they write a new date. Close is a decision, a refuse, or that date. I will not accept a status dump. Front-matter number I am not re-arguing: 1.8. If this leftover is done, Luis Ortega marks RVH-2109 done. Aman Kumar will not keep a shadow list. Client Riverview.</w:t>
+        <w:t>RVH-2109 still sits with Luis Ortega. Host fs-int-02.phx.riverview.internal. Due September 7, 2020 unless they write a new date. Close is a decision, a refuse, or that date. I will not accept a status dump. Front-matter number I am not re-arguing: 1.8. If this leftover is done, Luis Ortega marks RVH-2109 done. Aman Kumar will not keep a shadow list.</w:t>
       </w:r>
     </w:p>
     <w:p>
@@ -17339,6 +17339,20 @@
           <w:sz w:val="24"/>
         </w:rPr>
         <w:t>Comms leftover for RVH-2109: no hostname, no payload. Rahul Deshmukh drafts, I review. If we are not done by September 15, 2020, the outbound line says we are not done and names the next update we can hit. Riverview does not get sitenotes-soap.mesa.riverview.internal.</w:t>
+      </w:r>
+    </w:p>
+    <w:p>
+      <w:pPr>
+        <w:spacing w:before="0" w:after="240" w:line="427" w:lineRule="auto"/>
+        <w:ind w:firstLine="288"/>
+      </w:pPr>
+      <w:r>
+        <w:rPr>
+          <w:rFonts w:ascii="Liberation Serif" w:hAnsi="Liberation Serif" w:eastAsia="Liberation Serif" w:cs="Liberation Serif"/>
+          <w:color w:val="222222"/>
+          <w:sz w:val="24"/>
+        </w:rPr>
+        <w:t>Test leftover: the case that maps to RVH-2114 still has to fail if someone cleans the fixture. Priya Nair owns that fixture. Host if we soak: git.riverview.internal. Due September 17, 2020. Skip is a ticket, not a comment.</w:t>
       </w:r>
     </w:p>
     <w:sectPr>
